--- a/fixtures/s10.docx
+++ b/fixtures/s10.docx
@@ -29,7 +29,7 @@
     </w:p>
     <w:p>
       <w:r>
-        <w:t>Cities already own the expensive part, which is the right to dig. A trench costs about the same to open whether you drop one conduit into it or four, the marginal cost is the plastic. Amberton passed an ordinance a few years ago requiring that any street opened for a water or sewer job get spare conduit laid in the same trench, and the incremental cost was small enough that the public works director stopped itemizing it separately. That is the cheapest fibre a city will ever own. Every time a street gets repaved without conduit going under it, the city has thrown away an opportunity it will have to pay full price to get back.</w:t>
+        <w:t>Cities already own the expensive part, which is the right to dig. A trench costs about the same to open whether you drop one conduit into it or four, the marginal cost is the plastic. Verrick passed an ordinance a few years ago requiring that any street opened for a water or sewer job get spare conduit laid in the same trench, and the incremental cost was small enough that the public works director stopped itemizing it separately. That is the cheapest fibre a city will ever own. Every time a street gets repaved without conduit going under it, the city has thrown away an opportunity it will have to pay full price to get back.</w:t>
       </w:r>
     </w:p>
     <w:p>
@@ -49,7 +49,7 @@
     </w:p>
     <w:p>
       <w:r>
-        <w:t>Somebody will point out that a city leasing fibre still has to set a price, and that setting a price is exactly the political act that sank Wexford Falls. That is true but the two prices are not alike. A wholesale rate applies to a class of buyer, gets published in a tariff, and can be reviewed on a fixed schedule with a formula attached to it. Almost nobody who votes in a municipal election will ever look at it. A residential subscription price shows up on ten thousand bills a month and every one of those bills is a phone call to a council member. The pressure is not comparable.</w:t>
+        <w:t>Somebody will point out that a city leasing fibre still has to set a price, and that setting a price is exactly the political act that sank Wexford Falls. That is true but the two prices are not alike. A wholesale rate applies to a class of buyer, gets published in a tariff, and can be reviewed on a fixed schedule with a formula attached to it. Practically nobody who votes in a municipal election will ever look at it. A residential subscription price shows up on ten thousand bills a month and every one of those bills is a phone call to a council member. The pressure is not comparable.</w:t>
       </w:r>
     </w:p>
     <w:p>
